--- a/План.docx
+++ b/План.docx
@@ -1930,6 +1930,7 @@
       <w:proofErr w:type="spellStart"/>
       <w:r>
         <w:rPr>
+          <w:highlight w:val="yellow"/>
           <w:lang w:val="ru-RU"/>
         </w:rPr>
         <w:t>інтервал</w:t>
@@ -1937,6 +1938,7 @@
       <w:proofErr w:type="spellEnd"/>
       <w:r>
         <w:rPr>
+          <w:highlight w:val="yellow"/>
           <w:lang w:val="ru-RU"/>
         </w:rPr>
         <w:t xml:space="preserve"> RR – </w:t>
@@ -1944,6 +1946,7 @@
       <w:proofErr w:type="spellStart"/>
       <w:r>
         <w:rPr>
+          <w:highlight w:val="yellow"/>
           <w:lang w:val="ru-RU"/>
         </w:rPr>
         <w:t>від</w:t>
@@ -1951,6 +1954,7 @@
       <w:proofErr w:type="spellEnd"/>
       <w:r>
         <w:rPr>
+          <w:highlight w:val="yellow"/>
           <w:lang w:val="ru-RU"/>
         </w:rPr>
         <w:t xml:space="preserve"> 0,6 до 1,2 с;</w:t>
@@ -1972,6 +1976,7 @@
       <w:proofErr w:type="spellStart"/>
       <w:r>
         <w:rPr>
+          <w:highlight w:val="yellow"/>
           <w:lang w:val="ru-RU"/>
         </w:rPr>
         <w:t>інтервал</w:t>
@@ -1979,6 +1984,7 @@
       <w:proofErr w:type="spellEnd"/>
       <w:r>
         <w:rPr>
+          <w:highlight w:val="yellow"/>
           <w:lang w:val="ru-RU"/>
         </w:rPr>
         <w:t xml:space="preserve"> PR – </w:t>
@@ -1986,6 +1992,7 @@
       <w:proofErr w:type="spellStart"/>
       <w:r>
         <w:rPr>
+          <w:highlight w:val="yellow"/>
           <w:lang w:val="ru-RU"/>
         </w:rPr>
         <w:t>від</w:t>
@@ -1993,6 +2000,7 @@
       <w:proofErr w:type="spellEnd"/>
       <w:r>
         <w:rPr>
+          <w:highlight w:val="yellow"/>
           <w:lang w:val="ru-RU"/>
         </w:rPr>
         <w:t xml:space="preserve"> 120 до 200 мс;</w:t>
@@ -2013,6 +2021,7 @@
       </w:pPr>
       <w:r>
         <w:rPr>
+          <w:highlight w:val="yellow"/>
           <w:lang w:val="ru-RU"/>
         </w:rPr>
         <w:t>сегмент ST - 320 мс;</w:t>
@@ -2033,6 +2042,7 @@
       </w:pPr>
       <w:r>
         <w:rPr>
+          <w:highlight w:val="yellow"/>
           <w:lang w:val="ru-RU"/>
         </w:rPr>
         <w:t xml:space="preserve">комплекс QRS – </w:t>
@@ -2040,6 +2050,7 @@
       <w:proofErr w:type="spellStart"/>
       <w:r>
         <w:rPr>
+          <w:highlight w:val="yellow"/>
           <w:lang w:val="ru-RU"/>
         </w:rPr>
         <w:t>від</w:t>
@@ -2047,6 +2058,7 @@
       <w:proofErr w:type="spellEnd"/>
       <w:r>
         <w:rPr>
+          <w:highlight w:val="yellow"/>
           <w:lang w:val="ru-RU"/>
         </w:rPr>
         <w:t xml:space="preserve"> 60 до </w:t>
@@ -2054,6 +2066,7 @@
       <w:proofErr w:type="gramStart"/>
       <w:r>
         <w:rPr>
+          <w:highlight w:val="yellow"/>
           <w:lang w:val="ru-RU"/>
         </w:rPr>
         <w:t>100-120</w:t>
@@ -2061,6 +2074,7 @@
       <w:proofErr w:type="gramEnd"/>
       <w:r>
         <w:rPr>
+          <w:highlight w:val="yellow"/>
           <w:lang w:val="ru-RU"/>
         </w:rPr>
         <w:t xml:space="preserve"> мс;</w:t>

--- a/План.docx
+++ b/План.docx
@@ -4,6 +4,112 @@
   <w:body>
     <w:p>
       <w:pPr>
+        <w:rPr>
+          <w:rFonts w:ascii="Calibri" w:hAnsi="Calibri" w:cs="Calibri"/>
+          <w:lang w:val="ru-RU"/>
+        </w:rPr>
+      </w:pPr>
+      <w:r>
+        <w:rPr>
+          <w:lang w:val="ru-RU"/>
+        </w:rPr>
+        <w:br w:type="page"/>
+      </w:r>
+      <w:proofErr w:type="spellStart"/>
+      <w:r>
+        <w:rPr>
+          <w:rFonts w:ascii="Calibri" w:hAnsi="Calibri" w:cs="Calibri"/>
+          <w:lang w:val="ru-RU"/>
+        </w:rPr>
+        <w:lastRenderedPageBreak/>
+        <w:t>Ізолінія</w:t>
+      </w:r>
+      <w:proofErr w:type="spellEnd"/>
+      <w:r>
+        <w:rPr>
+          <w:rFonts w:ascii="Calibri" w:hAnsi="Calibri" w:cs="Calibri"/>
+          <w:lang w:val="ru-RU"/>
+        </w:rPr>
+        <w:t xml:space="preserve"> в </w:t>
+      </w:r>
+      <w:proofErr w:type="spellStart"/>
+      <w:r>
+        <w:rPr>
+          <w:rFonts w:ascii="Calibri" w:hAnsi="Calibri" w:cs="Calibri"/>
+          <w:lang w:val="ru-RU"/>
+        </w:rPr>
+        <w:t>даній</w:t>
+      </w:r>
+      <w:proofErr w:type="spellEnd"/>
+      <w:r>
+        <w:rPr>
+          <w:rFonts w:ascii="Calibri" w:hAnsi="Calibri" w:cs="Calibri"/>
+          <w:lang w:val="ru-RU"/>
+        </w:rPr>
+        <w:t xml:space="preserve"> </w:t>
+      </w:r>
+      <w:proofErr w:type="spellStart"/>
+      <w:r>
+        <w:rPr>
+          <w:rFonts w:ascii="Calibri" w:hAnsi="Calibri" w:cs="Calibri"/>
+          <w:lang w:val="ru-RU"/>
+        </w:rPr>
+        <w:t>програмі</w:t>
+      </w:r>
+      <w:proofErr w:type="spellEnd"/>
+      <w:r>
+        <w:rPr>
+          <w:rFonts w:ascii="Calibri" w:hAnsi="Calibri" w:cs="Calibri"/>
+          <w:lang w:val="ru-RU"/>
+        </w:rPr>
+        <w:t xml:space="preserve"> проходить через </w:t>
+      </w:r>
+      <w:r>
+        <w:rPr>
+          <w:rFonts w:ascii="Calibri" w:hAnsi="Calibri" w:cs="Calibri"/>
+          <w:lang w:val="en-US"/>
+        </w:rPr>
+        <w:t>PQ</w:t>
+      </w:r>
+      <w:r>
+        <w:rPr>
+          <w:rFonts w:ascii="Calibri" w:hAnsi="Calibri" w:cs="Calibri"/>
+          <w:lang w:val="ru-RU"/>
+        </w:rPr>
+        <w:t xml:space="preserve">, </w:t>
+      </w:r>
+      <w:r>
+        <w:rPr>
+          <w:rFonts w:ascii="Calibri" w:hAnsi="Calibri" w:cs="Calibri"/>
+          <w:lang w:val="ru-RU"/>
+        </w:rPr>
+        <w:t xml:space="preserve">не через </w:t>
+      </w:r>
+      <w:r>
+        <w:rPr>
+          <w:rFonts w:ascii="Calibri" w:hAnsi="Calibri" w:cs="Calibri" w:hint="eastAsia"/>
+          <w:lang w:val="ru-RU"/>
+        </w:rPr>
+        <w:t>TP.</w:t>
+      </w:r>
+    </w:p>
+    <w:p>
+      <w:pPr>
+        <w:rPr>
+          <w:rFonts w:ascii="Calibri" w:hAnsi="Calibri" w:cs="Calibri"/>
+          <w:lang w:val="ru-RU"/>
+        </w:rPr>
+      </w:pPr>
+      <w:r>
+        <w:rPr>
+          <w:rFonts w:ascii="Calibri" w:hAnsi="Calibri" w:cs="Calibri"/>
+          <w:lang w:val="ru-RU"/>
+        </w:rPr>
+        <w:br w:type="page"/>
+      </w:r>
+    </w:p>
+    <w:p>
+      <w:pPr>
         <w:jc w:val="center"/>
         <w:rPr>
           <w:rFonts w:ascii="Calibri" w:hAnsi="Calibri" w:cs="Calibri"/>
@@ -12,6 +118,174 @@
       </w:pPr>
       <w:r>
         <w:rPr>
+          <w:rFonts w:ascii="Calibri" w:hAnsi="Calibri" w:cs="Calibri"/>
+          <w:lang w:val="ru-RU"/>
+        </w:rPr>
+        <w:lastRenderedPageBreak/>
+        <w:t>27.06.2025</w:t>
+      </w:r>
+    </w:p>
+    <w:p>
+      <w:pPr>
+        <w:rPr>
+          <w:rFonts w:ascii="Calibri" w:hAnsi="Calibri" w:cs="Calibri"/>
+          <w:lang w:val="ru-RU"/>
+        </w:rPr>
+      </w:pPr>
+      <w:r>
+        <w:rPr>
+          <w:rFonts w:ascii="Calibri" w:hAnsi="Calibri" w:cs="Calibri" w:hint="eastAsia"/>
+          <w:lang w:val="ru-RU"/>
+        </w:rPr>
+        <w:t xml:space="preserve">1) </w:t>
+      </w:r>
+      <w:proofErr w:type="spellStart"/>
+      <w:r>
+        <w:rPr>
+          <w:rFonts w:ascii="Calibri" w:hAnsi="Calibri" w:cs="Calibri"/>
+          <w:lang w:val="ru-RU"/>
+        </w:rPr>
+        <w:t>Пошук</w:t>
+      </w:r>
+      <w:proofErr w:type="spellEnd"/>
+      <w:r>
+        <w:rPr>
+          <w:rFonts w:ascii="Calibri" w:hAnsi="Calibri" w:cs="Calibri"/>
+          <w:lang w:val="ru-RU"/>
+        </w:rPr>
+        <w:t xml:space="preserve"> </w:t>
+      </w:r>
+      <w:proofErr w:type="spellStart"/>
+      <w:r>
+        <w:rPr>
+          <w:rFonts w:ascii="Calibri" w:hAnsi="Calibri" w:cs="Calibri"/>
+          <w:lang w:val="ru-RU"/>
+        </w:rPr>
+        <w:t>зубця</w:t>
+      </w:r>
+      <w:proofErr w:type="spellEnd"/>
+      <w:r>
+        <w:rPr>
+          <w:rFonts w:ascii="Calibri" w:hAnsi="Calibri" w:cs="Calibri"/>
+          <w:lang w:val="ru-RU"/>
+        </w:rPr>
+        <w:t xml:space="preserve"> </w:t>
+      </w:r>
+      <w:r>
+        <w:rPr>
+          <w:rFonts w:ascii="Calibri" w:hAnsi="Calibri" w:cs="Calibri" w:hint="eastAsia"/>
+          <w:lang w:val="ru-RU"/>
+        </w:rPr>
+        <w:t>S.</w:t>
+      </w:r>
+    </w:p>
+    <w:p>
+      <w:pPr>
+        <w:rPr>
+          <w:rFonts w:ascii="Calibri" w:hAnsi="Calibri" w:cs="Calibri"/>
+        </w:rPr>
+      </w:pPr>
+      <w:r>
+        <w:rPr>
+          <w:rFonts w:ascii="Calibri" w:hAnsi="Calibri" w:cs="Calibri" w:hint="eastAsia"/>
+          <w:lang w:val="ru-RU"/>
+        </w:rPr>
+        <w:t xml:space="preserve">2) </w:t>
+      </w:r>
+      <w:r>
+        <w:rPr>
+          <w:rFonts w:ascii="Calibri" w:hAnsi="Calibri" w:cs="Calibri"/>
+        </w:rPr>
+        <w:t xml:space="preserve">Тестування програми на автоматичній </w:t>
+      </w:r>
+      <w:proofErr w:type="spellStart"/>
+      <w:r>
+        <w:rPr>
+          <w:rFonts w:ascii="Calibri" w:hAnsi="Calibri" w:cs="Calibri"/>
+        </w:rPr>
+        <w:t>детекції</w:t>
+      </w:r>
+      <w:proofErr w:type="spellEnd"/>
+      <w:r>
+        <w:rPr>
+          <w:rFonts w:ascii="Calibri" w:hAnsi="Calibri" w:cs="Calibri"/>
+        </w:rPr>
+        <w:t>.</w:t>
+      </w:r>
+    </w:p>
+    <w:p>
+      <w:pPr>
+        <w:rPr>
+          <w:rFonts w:ascii="Calibri" w:hAnsi="Calibri" w:cs="Calibri"/>
+        </w:rPr>
+      </w:pPr>
+    </w:p>
+    <w:p>
+      <w:pPr>
+        <w:rPr>
+          <w:rFonts w:ascii="Calibri" w:hAnsi="Calibri" w:cs="Calibri"/>
+        </w:rPr>
+      </w:pPr>
+      <w:r>
+        <w:rPr>
+          <w:rFonts w:ascii="Calibri" w:hAnsi="Calibri" w:cs="Calibri"/>
+        </w:rPr>
+        <w:br w:type="page"/>
+      </w:r>
+    </w:p>
+    <w:p>
+      <w:pPr>
+        <w:jc w:val="center"/>
+        <w:rPr>
+          <w:rFonts w:ascii="Calibri" w:hAnsi="Calibri" w:cs="Calibri"/>
+        </w:rPr>
+      </w:pPr>
+      <w:r>
+        <w:rPr>
+          <w:rFonts w:ascii="Calibri" w:hAnsi="Calibri" w:cs="Calibri"/>
+        </w:rPr>
+        <w:lastRenderedPageBreak/>
+        <w:t>28.06.2025</w:t>
+      </w:r>
+    </w:p>
+    <w:p>
+      <w:pPr>
+        <w:rPr>
+          <w:rFonts w:ascii="Calibri" w:hAnsi="Calibri" w:cs="Calibri"/>
+        </w:rPr>
+      </w:pPr>
+      <w:r>
+        <w:rPr>
+          <w:rFonts w:ascii="Calibri" w:hAnsi="Calibri" w:cs="Calibri"/>
+        </w:rPr>
+        <w:t>3) Прорахунок ізолінії з врахуванням піків та їх границь правильно.</w:t>
+      </w:r>
+    </w:p>
+    <w:p>
+      <w:pPr>
+        <w:rPr>
+          <w:rFonts w:ascii="Calibri" w:hAnsi="Calibri" w:cs="Calibri"/>
+        </w:rPr>
+      </w:pPr>
+      <w:r>
+        <w:rPr>
+          <w:rFonts w:ascii="Calibri" w:hAnsi="Calibri" w:cs="Calibri"/>
+        </w:rPr>
+        <w:t>4) Перевірка, чи ізолінія проходить правильно?</w:t>
+      </w:r>
+    </w:p>
+    <w:p/>
+    <w:p>
+      <w:pPr>
+        <w:jc w:val="center"/>
+        <w:rPr>
+          <w:rFonts w:ascii="Calibri" w:hAnsi="Calibri" w:cs="Calibri"/>
+          <w:lang w:val="ru-RU"/>
+        </w:rPr>
+      </w:pPr>
+      <w:proofErr w:type="spellStart"/>
+      <w:r>
+        <w:rPr>
           <w:lang w:val="ru-RU"/>
         </w:rPr>
         <w:t>Пор</w:t>
@@ -21,8 +295,25 @@
           <w:rFonts w:ascii="Calibri" w:hAnsi="Calibri" w:cs="Calibri"/>
           <w:lang w:val="ru-RU"/>
         </w:rPr>
-        <w:t>івняльна характеристика бібліотек</w:t>
-      </w:r>
+        <w:t>івняльна</w:t>
+      </w:r>
+      <w:proofErr w:type="spellEnd"/>
+      <w:r>
+        <w:rPr>
+          <w:rFonts w:ascii="Calibri" w:hAnsi="Calibri" w:cs="Calibri"/>
+          <w:lang w:val="ru-RU"/>
+        </w:rPr>
+        <w:t xml:space="preserve"> характеристика </w:t>
+      </w:r>
+      <w:proofErr w:type="spellStart"/>
+      <w:r>
+        <w:rPr>
+          <w:rFonts w:ascii="Calibri" w:hAnsi="Calibri" w:cs="Calibri"/>
+          <w:lang w:val="ru-RU"/>
+        </w:rPr>
+        <w:t>бібліотек</w:t>
+      </w:r>
+      <w:proofErr w:type="spellEnd"/>
     </w:p>
     <w:p>
       <w:pPr>
